--- a/documents/checklists/PP.PPS.PTS.QT.08-Cable-Termination-Checklist.docx
+++ b/documents/checklists/PP.PPS.PTS.QT.08-Cable-Termination-Checklist.docx
@@ -1,6 +1,6 @@
 
 <file path=word/document.xml><?xml version="1.0" encoding="utf-8"?>
-<w:document xmlns:wpc="http://schemas.microsoft.com/office/word/2010/wordprocessingCanvas" xmlns:cx="http://schemas.microsoft.com/office/drawing/2014/chartex" xmlns:cx1="http://schemas.microsoft.com/office/drawing/2015/9/8/chartex" xmlns:mc="http://schemas.openxmlformats.org/markup-compatibility/2006" xmlns:o="urn:schemas-microsoft-com:office:office" xmlns:r="http://schemas.openxmlformats.org/officeDocument/2006/relationships" xmlns:m="http://schemas.openxmlformats.org/officeDocument/2006/math" xmlns:v="urn:schemas-microsoft-com:vml" xmlns:wp14="http://schemas.microsoft.com/office/word/2010/wordprocessingDrawing" xmlns:wp="http://schemas.openxmlformats.org/drawingml/2006/wordprocessingDrawing" xmlns:w10="urn:schemas-microsoft-com:office:word" xmlns:w="http://schemas.openxmlformats.org/wordprocessingml/2006/main" xmlns:w14="http://schemas.microsoft.com/office/word/2010/wordml" xmlns:w15="http://schemas.microsoft.com/office/word/2012/wordml" xmlns:w16se="http://schemas.microsoft.com/office/word/2015/wordml/symex" xmlns:wpg="http://schemas.microsoft.com/office/word/2010/wordprocessingGroup" xmlns:wpi="http://schemas.microsoft.com/office/word/2010/wordprocessingInk" xmlns:wne="http://schemas.microsoft.com/office/word/2006/wordml" xmlns:wps="http://schemas.microsoft.com/office/word/2010/wordprocessingShape" mc:Ignorable="w14 w15 w16se wp14">
+<w:document xmlns:wpc="http://schemas.microsoft.com/office/word/2010/wordprocessingCanvas" xmlns:cx="http://schemas.microsoft.com/office/drawing/2014/chartex" xmlns:cx1="http://schemas.microsoft.com/office/drawing/2015/9/8/chartex" xmlns:cx2="http://schemas.microsoft.com/office/drawing/2015/10/21/chartex" xmlns:cx3="http://schemas.microsoft.com/office/drawing/2016/5/9/chartex" xmlns:cx4="http://schemas.microsoft.com/office/drawing/2016/5/10/chartex" xmlns:cx5="http://schemas.microsoft.com/office/drawing/2016/5/11/chartex" xmlns:cx6="http://schemas.microsoft.com/office/drawing/2016/5/12/chartex" xmlns:cx7="http://schemas.microsoft.com/office/drawing/2016/5/13/chartex" xmlns:cx8="http://schemas.microsoft.com/office/drawing/2016/5/14/chartex" xmlns:mc="http://schemas.openxmlformats.org/markup-compatibility/2006" xmlns:aink="http://schemas.microsoft.com/office/drawing/2016/ink" xmlns:am3d="http://schemas.microsoft.com/office/drawing/2017/model3d" xmlns:o="urn:schemas-microsoft-com:office:office" xmlns:oel="http://schemas.microsoft.com/office/2019/extlst" xmlns:r="http://schemas.openxmlformats.org/officeDocument/2006/relationships" xmlns:m="http://schemas.openxmlformats.org/officeDocument/2006/math" xmlns:v="urn:schemas-microsoft-com:vml" xmlns:wp14="http://schemas.microsoft.com/office/word/2010/wordprocessingDrawing" xmlns:wp="http://schemas.openxmlformats.org/drawingml/2006/wordprocessingDrawing" xmlns:w10="urn:schemas-microsoft-com:office:word" xmlns:w="http://schemas.openxmlformats.org/wordprocessingml/2006/main" xmlns:w14="http://schemas.microsoft.com/office/word/2010/wordml" xmlns:w15="http://schemas.microsoft.com/office/word/2012/wordml" xmlns:w16cex="http://schemas.microsoft.com/office/word/2018/wordml/cex" xmlns:w16cid="http://schemas.microsoft.com/office/word/2016/wordml/cid" xmlns:w16="http://schemas.microsoft.com/office/word/2018/wordml" xmlns:w16du="http://schemas.microsoft.com/office/word/2023/wordml/word16du" xmlns:w16sdtdh="http://schemas.microsoft.com/office/word/2020/wordml/sdtdatahash" xmlns:w16sdtfl="http://schemas.microsoft.com/office/word/2024/wordml/sdtformatlock" xmlns:w16se="http://schemas.microsoft.com/office/word/2015/wordml/symex" xmlns:wpg="http://schemas.microsoft.com/office/word/2010/wordprocessingGroup" xmlns:wpi="http://schemas.microsoft.com/office/word/2010/wordprocessingInk" xmlns:wne="http://schemas.microsoft.com/office/word/2006/wordml" xmlns:wps="http://schemas.microsoft.com/office/word/2010/wordprocessingShape" mc:Ignorable="w14 w15 w16se w16cid w16 w16cex w16sdtdh w16sdtfl w16du wp14">
   <w:body>
     <w:p>
       <w:pPr>
@@ -46,17 +46,6 @@
         </w:rPr>
         <w:t xml:space="preserve">: </w:t>
       </w:r>
-      <w:r>
-        <w:rPr>
-          <w:rStyle w:val="ui-provider"/>
-          <w:rFonts w:asciiTheme="majorHAnsi" w:hAnsiTheme="majorHAnsi" w:cstheme="majorHAnsi"/>
-          <w:b/>
-          <w:bCs/>
-          <w:i/>
-          <w:iCs/>
-        </w:rPr>
-        <w:t>18-02-2025</w:t>
-      </w:r>
     </w:p>
     <w:p>
       <w:pPr>
@@ -128,13 +117,7 @@
             <w:tcW w:w="2652" w:type="dxa"/>
             <w:vAlign w:val="center"/>
           </w:tcPr>
-          <w:p>
-            <w:proofErr w:type="spellStart"/>
-            <w:r>
-              <w:t>Aljimi</w:t>
-            </w:r>
-            <w:proofErr w:type="spellEnd"/>
-          </w:p>
+          <w:p/>
         </w:tc>
         <w:tc>
           <w:tcPr>
@@ -168,11 +151,7 @@
           <w:tcPr>
             <w:tcW w:w="2686" w:type="dxa"/>
           </w:tcPr>
-          <w:p>
-            <w:r>
-              <w:t>Time Electro</w:t>
-            </w:r>
-          </w:p>
+          <w:p/>
         </w:tc>
       </w:tr>
       <w:tr>
@@ -212,11 +191,7 @@
             <w:tcW w:w="2652" w:type="dxa"/>
             <w:vAlign w:val="center"/>
           </w:tcPr>
-          <w:p>
-            <w:r>
-              <w:t>JM-0340</w:t>
-            </w:r>
-          </w:p>
+          <w:p/>
         </w:tc>
         <w:tc>
           <w:tcPr>
@@ -250,11 +225,7 @@
           <w:tcPr>
             <w:tcW w:w="2686" w:type="dxa"/>
           </w:tcPr>
-          <w:p>
-            <w:r>
-              <w:t>A-18392</w:t>
-            </w:r>
-          </w:p>
+          <w:p/>
         </w:tc>
       </w:tr>
       <w:tr>
@@ -294,11 +265,7 @@
             <w:tcW w:w="2652" w:type="dxa"/>
             <w:vAlign w:val="center"/>
           </w:tcPr>
-          <w:p>
-            <w:r>
-              <w:t>AL</w:t>
-            </w:r>
-          </w:p>
+          <w:p/>
         </w:tc>
         <w:tc>
           <w:tcPr>
@@ -344,11 +311,7 @@
           <w:tcPr>
             <w:tcW w:w="2686" w:type="dxa"/>
           </w:tcPr>
-          <w:p>
-            <w:r>
-              <w:t>ND-11-24-085</w:t>
-            </w:r>
-          </w:p>
+          <w:p/>
         </w:tc>
       </w:tr>
       <w:tr>
@@ -408,14 +371,7 @@
             <w:tcW w:w="2652" w:type="dxa"/>
             <w:vAlign w:val="center"/>
           </w:tcPr>
-          <w:p>
-            <w:r>
-              <w:t>400</w:t>
-            </w:r>
-            <w:r>
-              <w:t xml:space="preserve"> sq.mm</w:t>
-            </w:r>
-          </w:p>
+          <w:p/>
         </w:tc>
         <w:tc>
           <w:tcPr>
@@ -460,11 +416,7 @@
           <w:tcPr>
             <w:tcW w:w="2686" w:type="dxa"/>
           </w:tcPr>
-          <w:p>
-            <w:r>
-              <w:t>Raychem</w:t>
-            </w:r>
-          </w:p>
+          <w:p/>
         </w:tc>
       </w:tr>
     </w:tbl>
@@ -548,7 +500,7 @@
               </wp:anchor>
             </w:drawing>
           </mc:Choice>
-          <mc:Fallback xmlns:w16sdtfl="http://schemas.microsoft.com/office/word/2024/wordml/sdtformatlock" xmlns:w16sdtdh="http://schemas.microsoft.com/office/word/2020/wordml/sdtdatahash" xmlns:w16du="http://schemas.microsoft.com/office/word/2023/wordml/word16du" xmlns:w16="http://schemas.microsoft.com/office/word/2018/wordml" xmlns:w16cid="http://schemas.microsoft.com/office/word/2016/wordml/cid" xmlns:w16cex="http://schemas.microsoft.com/office/word/2018/wordml/cex" xmlns:oel="http://schemas.microsoft.com/office/2019/extlst" xmlns:am3d="http://schemas.microsoft.com/office/drawing/2017/model3d" xmlns:aink="http://schemas.microsoft.com/office/drawing/2016/ink" xmlns:cx8="http://schemas.microsoft.com/office/drawing/2016/5/14/chartex" xmlns:cx7="http://schemas.microsoft.com/office/drawing/2016/5/13/chartex" xmlns:cx6="http://schemas.microsoft.com/office/drawing/2016/5/12/chartex" xmlns:cx5="http://schemas.microsoft.com/office/drawing/2016/5/11/chartex" xmlns:cx4="http://schemas.microsoft.com/office/drawing/2016/5/10/chartex" xmlns:cx3="http://schemas.microsoft.com/office/drawing/2016/5/9/chartex" xmlns:cx2="http://schemas.microsoft.com/office/drawing/2015/10/21/chartex">
+          <mc:Fallback>
             <w:pict>
               <v:roundrect w14:anchorId="695088D4" id="Rectangle: Rounded Corners 9" o:spid="_x0000_s1026" style="position:absolute;margin-left:507.6pt;margin-top:8.15pt;width:25.8pt;height:12.6pt;z-index:251661312;visibility:visible;mso-wrap-style:square;mso-width-percent:0;mso-height-percent:0;mso-wrap-distance-left:9pt;mso-wrap-distance-top:0;mso-wrap-distance-right:9pt;mso-wrap-distance-bottom:0;mso-position-horizontal:absolute;mso-position-horizontal-relative:text;mso-position-vertical:absolute;mso-position-vertical-relative:text;mso-width-percent:0;mso-height-percent:0;mso-width-relative:margin;mso-height-relative:margin;v-text-anchor:middle" arcsize="10923f" o:gfxdata="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" filled="f" strokecolor="#1f3763 [1604]" strokeweight="1.5pt">
                 <v:stroke joinstyle="miter"/>
@@ -622,11 +574,9 @@
                             <w:pPr>
                               <w:jc w:val="center"/>
                             </w:pPr>
-                            <w:proofErr w:type="gramStart"/>
                             <w:r>
                               <w:t>y</w:t>
                             </w:r>
-                            <w:proofErr w:type="gramEnd"/>
                           </w:p>
                         </w:txbxContent>
                       </wps:txbx>
@@ -699,6 +649,7 @@
         </w:rPr>
         <w:t xml:space="preserve"> (First </w:t>
       </w:r>
+      <w:proofErr w:type="gramStart"/>
       <w:r>
         <w:rPr>
           <w:b/>
@@ -710,7 +661,11 @@
         <w:t>)</w:t>
       </w:r>
       <w:r>
-        <w:t xml:space="preserve">                      </w:t>
+        <w:t xml:space="preserve">   </w:t>
+      </w:r>
+      <w:proofErr w:type="gramEnd"/>
+      <w:r>
+        <w:t xml:space="preserve">                   </w:t>
       </w:r>
       <w:r>
         <w:rPr>
@@ -998,15 +953,6 @@
                 <w:szCs w:val="24"/>
               </w:rPr>
             </w:pPr>
-            <w:r>
-              <w:rPr>
-                <w:b/>
-                <w:bCs/>
-                <w:sz w:val="24"/>
-                <w:szCs w:val="24"/>
-              </w:rPr>
-              <w:t>Y</w:t>
-            </w:r>
           </w:p>
         </w:tc>
         <w:tc>
@@ -1116,23 +1062,13 @@
           </w:tcPr>
           <w:p>
             <w:pPr>
-              <w:jc w:val="center"/>
-              <w:rPr>
-                <w:b/>
-                <w:bCs/>
-                <w:sz w:val="24"/>
-                <w:szCs w:val="24"/>
-              </w:rPr>
-            </w:pPr>
-            <w:r>
-              <w:rPr>
-                <w:b/>
-                <w:bCs/>
-                <w:sz w:val="24"/>
-                <w:szCs w:val="24"/>
-              </w:rPr>
-              <w:t>Y</w:t>
-            </w:r>
+              <w:rPr>
+                <w:b/>
+                <w:bCs/>
+                <w:sz w:val="24"/>
+                <w:szCs w:val="24"/>
+              </w:rPr>
+            </w:pPr>
           </w:p>
         </w:tc>
         <w:tc>
@@ -1227,24 +1163,6 @@
                 <w:szCs w:val="24"/>
               </w:rPr>
             </w:pPr>
-            <w:r>
-              <w:rPr>
-                <w:b/>
-                <w:bCs/>
-                <w:sz w:val="24"/>
-                <w:szCs w:val="24"/>
-              </w:rPr>
-              <w:t xml:space="preserve"> </w:t>
-            </w:r>
-            <w:r>
-              <w:rPr>
-                <w:b/>
-                <w:bCs/>
-                <w:sz w:val="24"/>
-                <w:szCs w:val="24"/>
-              </w:rPr>
-              <w:t>Y</w:t>
-            </w:r>
           </w:p>
         </w:tc>
         <w:tc>
@@ -1347,24 +1265,6 @@
                 <w:szCs w:val="24"/>
               </w:rPr>
             </w:pPr>
-            <w:r>
-              <w:rPr>
-                <w:b/>
-                <w:bCs/>
-                <w:sz w:val="24"/>
-                <w:szCs w:val="24"/>
-              </w:rPr>
-              <w:t xml:space="preserve"> </w:t>
-            </w:r>
-            <w:r>
-              <w:rPr>
-                <w:b/>
-                <w:bCs/>
-                <w:sz w:val="24"/>
-                <w:szCs w:val="24"/>
-              </w:rPr>
-              <w:t>Y</w:t>
-            </w:r>
           </w:p>
         </w:tc>
         <w:tc>
@@ -1460,15 +1360,6 @@
               </w:rPr>
               <w:t xml:space="preserve"> </w:t>
             </w:r>
-            <w:r>
-              <w:rPr>
-                <w:b/>
-                <w:bCs/>
-                <w:sz w:val="24"/>
-                <w:szCs w:val="24"/>
-              </w:rPr>
-              <w:t>Y</w:t>
-            </w:r>
           </w:p>
         </w:tc>
         <w:tc>
@@ -1572,15 +1463,6 @@
               </w:rPr>
               <w:t xml:space="preserve"> </w:t>
             </w:r>
-            <w:r>
-              <w:rPr>
-                <w:b/>
-                <w:bCs/>
-                <w:sz w:val="24"/>
-                <w:szCs w:val="24"/>
-              </w:rPr>
-              <w:t>Y</w:t>
-            </w:r>
           </w:p>
         </w:tc>
         <w:tc>
@@ -1722,15 +1604,6 @@
               </w:rPr>
               <w:t xml:space="preserve"> </w:t>
             </w:r>
-            <w:r>
-              <w:rPr>
-                <w:b/>
-                <w:bCs/>
-                <w:sz w:val="24"/>
-                <w:szCs w:val="24"/>
-              </w:rPr>
-              <w:t>Y</w:t>
-            </w:r>
           </w:p>
         </w:tc>
         <w:tc>
@@ -1817,24 +1690,6 @@
                 <w:szCs w:val="24"/>
               </w:rPr>
             </w:pPr>
-            <w:r>
-              <w:rPr>
-                <w:b/>
-                <w:bCs/>
-                <w:sz w:val="24"/>
-                <w:szCs w:val="24"/>
-              </w:rPr>
-              <w:t xml:space="preserve"> </w:t>
-            </w:r>
-            <w:r>
-              <w:rPr>
-                <w:b/>
-                <w:bCs/>
-                <w:sz w:val="24"/>
-                <w:szCs w:val="24"/>
-              </w:rPr>
-              <w:t>Y</w:t>
-            </w:r>
           </w:p>
         </w:tc>
         <w:tc>
@@ -1913,23 +1768,13 @@
           </w:tcPr>
           <w:p>
             <w:pPr>
-              <w:jc w:val="center"/>
-              <w:rPr>
-                <w:b/>
-                <w:bCs/>
-                <w:sz w:val="24"/>
-                <w:szCs w:val="24"/>
-              </w:rPr>
-            </w:pPr>
-            <w:r>
-              <w:rPr>
-                <w:b/>
-                <w:bCs/>
-                <w:sz w:val="24"/>
-                <w:szCs w:val="24"/>
-              </w:rPr>
-              <w:t>Y</w:t>
-            </w:r>
+              <w:rPr>
+                <w:b/>
+                <w:bCs/>
+                <w:sz w:val="24"/>
+                <w:szCs w:val="24"/>
+              </w:rPr>
+            </w:pPr>
           </w:p>
         </w:tc>
         <w:tc>
@@ -2032,24 +1877,6 @@
                 <w:szCs w:val="24"/>
               </w:rPr>
             </w:pPr>
-            <w:r>
-              <w:rPr>
-                <w:b/>
-                <w:bCs/>
-                <w:sz w:val="24"/>
-                <w:szCs w:val="24"/>
-              </w:rPr>
-              <w:t xml:space="preserve"> </w:t>
-            </w:r>
-            <w:r>
-              <w:rPr>
-                <w:b/>
-                <w:bCs/>
-                <w:sz w:val="24"/>
-                <w:szCs w:val="24"/>
-              </w:rPr>
-              <w:t>Y</w:t>
-            </w:r>
           </w:p>
         </w:tc>
         <w:tc>
@@ -2128,23 +1955,13 @@
           </w:tcPr>
           <w:p>
             <w:pPr>
-              <w:jc w:val="center"/>
-              <w:rPr>
-                <w:b/>
-                <w:bCs/>
-                <w:sz w:val="24"/>
-                <w:szCs w:val="24"/>
-              </w:rPr>
-            </w:pPr>
-            <w:r>
-              <w:rPr>
-                <w:b/>
-                <w:bCs/>
-                <w:sz w:val="24"/>
-                <w:szCs w:val="24"/>
-              </w:rPr>
-              <w:t>Y</w:t>
-            </w:r>
+              <w:rPr>
+                <w:b/>
+                <w:bCs/>
+                <w:sz w:val="24"/>
+                <w:szCs w:val="24"/>
+              </w:rPr>
+            </w:pPr>
           </w:p>
         </w:tc>
         <w:tc>
@@ -2239,15 +2056,6 @@
                 <w:szCs w:val="24"/>
               </w:rPr>
             </w:pPr>
-            <w:r>
-              <w:rPr>
-                <w:b/>
-                <w:bCs/>
-                <w:sz w:val="24"/>
-                <w:szCs w:val="24"/>
-              </w:rPr>
-              <w:t>Y</w:t>
-            </w:r>
           </w:p>
         </w:tc>
         <w:tc>
@@ -2315,25 +2123,7 @@
                 <w:i/>
                 <w:iCs/>
               </w:rPr>
-              <w:t xml:space="preserve">Sand/dust/moisture </w:t>
-            </w:r>
-            <w:proofErr w:type="gramStart"/>
-            <w:r>
-              <w:rPr>
-                <w:rFonts w:asciiTheme="majorHAnsi" w:hAnsiTheme="majorHAnsi" w:cstheme="majorHAnsi"/>
-                <w:i/>
-                <w:iCs/>
-              </w:rPr>
-              <w:t>is cleaned</w:t>
-            </w:r>
-            <w:proofErr w:type="gramEnd"/>
-            <w:r>
-              <w:rPr>
-                <w:rFonts w:asciiTheme="majorHAnsi" w:hAnsiTheme="majorHAnsi" w:cstheme="majorHAnsi"/>
-                <w:i/>
-                <w:iCs/>
-              </w:rPr>
-              <w:t xml:space="preserve"> from </w:t>
+              <w:t xml:space="preserve">Sand/dust/moisture is cleaned from </w:t>
             </w:r>
             <w:r>
               <w:rPr>
@@ -2376,15 +2166,6 @@
                 <w:szCs w:val="24"/>
               </w:rPr>
               <w:t xml:space="preserve"> </w:t>
-            </w:r>
-            <w:r>
-              <w:rPr>
-                <w:b/>
-                <w:bCs/>
-                <w:sz w:val="24"/>
-                <w:szCs w:val="24"/>
-              </w:rPr>
-              <w:t>Y</w:t>
             </w:r>
           </w:p>
         </w:tc>
@@ -2484,15 +2265,6 @@
               </w:rPr>
               <w:t xml:space="preserve"> </w:t>
             </w:r>
-            <w:r>
-              <w:rPr>
-                <w:b/>
-                <w:bCs/>
-                <w:sz w:val="24"/>
-                <w:szCs w:val="24"/>
-              </w:rPr>
-              <w:t>Y</w:t>
-            </w:r>
           </w:p>
         </w:tc>
         <w:tc>
@@ -2563,25 +2335,7 @@
                 <w:i/>
                 <w:iCs/>
               </w:rPr>
-              <w:t xml:space="preserve">Cable </w:t>
-            </w:r>
-            <w:proofErr w:type="gramStart"/>
-            <w:r>
-              <w:rPr>
-                <w:rFonts w:asciiTheme="majorHAnsi" w:hAnsiTheme="majorHAnsi" w:cstheme="majorHAnsi"/>
-                <w:i/>
-                <w:iCs/>
-              </w:rPr>
-              <w:t>should be properly clamped</w:t>
-            </w:r>
-            <w:proofErr w:type="gramEnd"/>
-            <w:r>
-              <w:rPr>
-                <w:rFonts w:asciiTheme="majorHAnsi" w:hAnsiTheme="majorHAnsi" w:cstheme="majorHAnsi"/>
-                <w:i/>
-                <w:iCs/>
-              </w:rPr>
-              <w:t xml:space="preserve">. </w:t>
+              <w:t xml:space="preserve">Cable should be properly clamped. </w:t>
             </w:r>
           </w:p>
         </w:tc>
@@ -2600,15 +2354,6 @@
                 <w:szCs w:val="24"/>
               </w:rPr>
             </w:pPr>
-            <w:r>
-              <w:rPr>
-                <w:b/>
-                <w:bCs/>
-                <w:sz w:val="24"/>
-                <w:szCs w:val="24"/>
-              </w:rPr>
-              <w:t>Y</w:t>
-            </w:r>
           </w:p>
         </w:tc>
         <w:tc>
@@ -2679,25 +2424,7 @@
                 <w:i/>
                 <w:iCs/>
               </w:rPr>
-              <w:t xml:space="preserve">Cable tag is to </w:t>
-            </w:r>
-            <w:proofErr w:type="gramStart"/>
-            <w:r>
-              <w:rPr>
-                <w:rFonts w:asciiTheme="majorHAnsi" w:hAnsiTheme="majorHAnsi" w:cstheme="majorHAnsi"/>
-                <w:i/>
-                <w:iCs/>
-              </w:rPr>
-              <w:t>be provided</w:t>
-            </w:r>
-            <w:proofErr w:type="gramEnd"/>
-            <w:r>
-              <w:rPr>
-                <w:rFonts w:asciiTheme="majorHAnsi" w:hAnsiTheme="majorHAnsi" w:cstheme="majorHAnsi"/>
-                <w:i/>
-                <w:iCs/>
-              </w:rPr>
-              <w:t xml:space="preserve"> for the termination.</w:t>
+              <w:t>Cable tag is to be provided for the termination.</w:t>
             </w:r>
           </w:p>
         </w:tc>
@@ -2716,15 +2443,6 @@
                 <w:szCs w:val="24"/>
               </w:rPr>
             </w:pPr>
-            <w:r>
-              <w:rPr>
-                <w:b/>
-                <w:bCs/>
-                <w:sz w:val="24"/>
-                <w:szCs w:val="24"/>
-              </w:rPr>
-              <w:t>Y</w:t>
-            </w:r>
           </w:p>
         </w:tc>
         <w:tc>
@@ -2818,15 +2536,6 @@
                 <w:szCs w:val="24"/>
               </w:rPr>
             </w:pPr>
-            <w:r>
-              <w:rPr>
-                <w:b/>
-                <w:bCs/>
-                <w:sz w:val="24"/>
-                <w:szCs w:val="24"/>
-              </w:rPr>
-              <w:t>Y</w:t>
-            </w:r>
           </w:p>
         </w:tc>
         <w:tc>
@@ -2894,25 +2603,7 @@
                 <w:i/>
                 <w:iCs/>
               </w:rPr>
-              <w:t xml:space="preserve">Ensure Insulation resistance and VLF </w:t>
-            </w:r>
-            <w:proofErr w:type="gramStart"/>
-            <w:r>
-              <w:rPr>
-                <w:rFonts w:asciiTheme="majorHAnsi" w:hAnsiTheme="majorHAnsi" w:cstheme="majorHAnsi"/>
-                <w:i/>
-                <w:iCs/>
-              </w:rPr>
-              <w:t>is performed</w:t>
-            </w:r>
-            <w:proofErr w:type="gramEnd"/>
-            <w:r>
-              <w:rPr>
-                <w:rFonts w:asciiTheme="majorHAnsi" w:hAnsiTheme="majorHAnsi" w:cstheme="majorHAnsi"/>
-                <w:i/>
-                <w:iCs/>
-              </w:rPr>
-              <w:t>.</w:t>
+              <w:t>Ensure Insulation resistance and VLF is performed.</w:t>
             </w:r>
           </w:p>
         </w:tc>
@@ -2931,15 +2622,6 @@
                 <w:szCs w:val="24"/>
               </w:rPr>
             </w:pPr>
-            <w:r>
-              <w:rPr>
-                <w:b/>
-                <w:bCs/>
-                <w:sz w:val="24"/>
-                <w:szCs w:val="24"/>
-              </w:rPr>
-              <w:t>y</w:t>
-            </w:r>
           </w:p>
         </w:tc>
         <w:tc>
@@ -2986,7 +2668,6 @@
       <w:r>
         <w:t xml:space="preserve"> </w:t>
       </w:r>
-      <w:proofErr w:type="gramStart"/>
       <w:r>
         <w:rPr>
           <w:i/>
@@ -3006,31 +2687,7 @@
           <w:i/>
           <w:iCs/>
         </w:rPr>
-        <w:t xml:space="preserve"> should adhere to the manufacturer's guidelines</w:t>
-      </w:r>
-      <w:proofErr w:type="gramEnd"/>
-      <w:r>
-        <w:rPr>
-          <w:i/>
-          <w:iCs/>
-        </w:rPr>
-        <w:t xml:space="preserve">, </w:t>
-      </w:r>
-      <w:proofErr w:type="gramStart"/>
-      <w:r>
-        <w:rPr>
-          <w:i/>
-          <w:iCs/>
-        </w:rPr>
-        <w:t>this checklist is intended solely</w:t>
-      </w:r>
-      <w:proofErr w:type="gramEnd"/>
-      <w:r>
-        <w:rPr>
-          <w:i/>
-          <w:iCs/>
-        </w:rPr>
-        <w:t xml:space="preserve"> </w:t>
+        <w:t xml:space="preserve"> should adhere to the manufacturer's guidelines, this checklist is intended solely </w:t>
       </w:r>
     </w:p>
     <w:p>
@@ -3041,7 +2698,6 @@
           <w:iCs/>
         </w:rPr>
       </w:pPr>
-      <w:proofErr w:type="gramStart"/>
       <w:r>
         <w:rPr>
           <w:i/>
@@ -3049,7 +2705,6 @@
         </w:rPr>
         <w:t>to</w:t>
       </w:r>
-      <w:proofErr w:type="gramEnd"/>
       <w:r>
         <w:rPr>
           <w:i/>
@@ -3197,21 +2852,12 @@
                 <w:szCs w:val="24"/>
               </w:rPr>
             </w:pPr>
-            <w:proofErr w:type="spellStart"/>
-            <w:r>
-              <w:rPr>
-                <w:sz w:val="24"/>
-                <w:szCs w:val="24"/>
-              </w:rPr>
-              <w:t>Saiful</w:t>
-            </w:r>
-            <w:proofErr w:type="spellEnd"/>
-            <w:r>
-              <w:rPr>
-                <w:sz w:val="24"/>
-                <w:szCs w:val="24"/>
-              </w:rPr>
-              <w:t xml:space="preserve"> Islam Khan</w:t>
+            <w:r>
+              <w:rPr>
+                <w:sz w:val="24"/>
+                <w:szCs w:val="24"/>
+              </w:rPr>
+              <w:t>Saiful Islam Khan</w:t>
             </w:r>
           </w:p>
         </w:tc>
@@ -3314,221 +2960,6 @@
             <w:tcW w:w="4405" w:type="dxa"/>
           </w:tcPr>
           <w:p/>
-        </w:tc>
-      </w:tr>
-    </w:tbl>
-    <w:p>
-      <w:pPr>
-        <w:tabs>
-          <w:tab w:val="left" w:pos="3720"/>
-        </w:tabs>
-      </w:pPr>
-    </w:p>
-    <w:tbl>
-      <w:tblPr>
-        <w:tblW w:w="0" w:type="auto"/>
-        <w:tblBorders>
-          <w:top w:val="single" w:sz="4" w:space="0" w:color="auto"/>
-          <w:left w:val="single" w:sz="4" w:space="0" w:color="auto"/>
-          <w:bottom w:val="single" w:sz="4" w:space="0" w:color="auto"/>
-          <w:right w:val="single" w:sz="4" w:space="0" w:color="auto"/>
-          <w:insideH w:val="single" w:sz="4" w:space="0" w:color="auto"/>
-          <w:insideV w:val="single" w:sz="4" w:space="0" w:color="auto"/>
-        </w:tblBorders>
-        <w:tblLayout w:type="fixed"/>
-        <w:tblCellMar>
-          <w:left w:w="0" w:type="dxa"/>
-          <w:right w:w="0" w:type="dxa"/>
-        </w:tblCellMar>
-        <w:tblLook w:val="0000" w:firstRow="0" w:lastRow="0" w:firstColumn="0" w:lastColumn="0" w:noHBand="0" w:noVBand="0"/>
-      </w:tblPr>
-      <w:tblGrid>
-        <w:gridCol w:w="5102"/>
-        <w:gridCol w:w="5102"/>
-      </w:tblGrid>
-      <w:tr>
-        <w:tblPrEx>
-          <w:tblCellMar>
-            <w:top w:w="0" w:type="dxa"/>
-            <w:bottom w:w="0" w:type="dxa"/>
-          </w:tblCellMar>
-        </w:tblPrEx>
-        <w:trPr>
-          <w:trHeight w:hRule="exact" w:val="5102"/>
-        </w:trPr>
-        <w:tc>
-          <w:tcPr>
-            <w:tcW w:w="5102" w:type="dxa"/>
-            <w:shd w:val="clear" w:color="auto" w:fill="auto"/>
-            <w:vAlign w:val="center"/>
-          </w:tcPr>
-          <w:p>
-            <w:pPr>
-              <w:pStyle w:val="NormalWeb"/>
-              <w:jc w:val="center"/>
-            </w:pPr>
-            <w:bookmarkStart w:id="0" w:name="_GoBack"/>
-            <w:r>
-              <w:drawing>
-                <wp:inline distT="0" distB="0" distL="0" distR="0" wp14:anchorId="0A70BB2A" wp14:editId="21C8FF1E">
-                  <wp:extent cx="3481800" cy="1633220"/>
-                  <wp:effectExtent l="0" t="9207" r="0" b="0"/>
-                  <wp:docPr id="15" name="Picture 15"/>
-                  <wp:cNvGraphicFramePr>
-                    <a:graphicFrameLocks xmlns:a="http://schemas.openxmlformats.org/drawingml/2006/main" noChangeAspect="1"/>
-                  </wp:cNvGraphicFramePr>
-                  <a:graphic xmlns:a="http://schemas.openxmlformats.org/drawingml/2006/main">
-                    <a:graphicData uri="http://schemas.openxmlformats.org/drawingml/2006/picture">
-                      <pic:pic xmlns:pic="http://schemas.openxmlformats.org/drawingml/2006/picture">
-                        <pic:nvPicPr>
-                          <pic:cNvPr id="1" name=""/>
-                          <pic:cNvPicPr/>
-                        </pic:nvPicPr>
-                        <pic:blipFill>
-                          <a:blip r:embed="rId6"/>
-                          <a:stretch>
-                            <a:fillRect/>
-                          </a:stretch>
-                        </pic:blipFill>
-                        <pic:spPr>
-                          <a:xfrm rot="16200000">
-                            <a:off x="0" y="0"/>
-                            <a:ext cx="3496062" cy="1639910"/>
-                          </a:xfrm>
-                          <a:prstGeom prst="rect">
-                            <a:avLst/>
-                          </a:prstGeom>
-                        </pic:spPr>
-                      </pic:pic>
-                    </a:graphicData>
-                  </a:graphic>
-                </wp:inline>
-              </w:drawing>
-            </w:r>
-            <w:bookmarkEnd w:id="0"/>
-          </w:p>
-          <w:p>
-            <w:pPr>
-              <w:pStyle w:val="TblPic"/>
-            </w:pPr>
-          </w:p>
-        </w:tc>
-        <w:tc>
-          <w:tcPr>
-            <w:tcW w:w="5102" w:type="dxa"/>
-            <w:shd w:val="clear" w:color="auto" w:fill="auto"/>
-            <w:vAlign w:val="center"/>
-          </w:tcPr>
-          <w:p>
-            <w:pPr>
-              <w:pStyle w:val="NormalWeb"/>
-              <w:jc w:val="center"/>
-            </w:pPr>
-            <w:r>
-              <w:rPr>
-                <w:noProof/>
-              </w:rPr>
-              <w:drawing>
-                <wp:inline distT="0" distB="0" distL="0" distR="0" wp14:anchorId="20FD67FD" wp14:editId="348B28C2">
-                  <wp:extent cx="2400925" cy="3200400"/>
-                  <wp:effectExtent l="0" t="0" r="0" b="0"/>
-                  <wp:docPr id="16" name="Picture 16" descr="C:\Users\etlaq-00011\Downloads\WhatsApp Image 2025-05-03 at 2.40.53 PM.jpeg"/>
-                  <wp:cNvGraphicFramePr>
-                    <a:graphicFrameLocks xmlns:a="http://schemas.openxmlformats.org/drawingml/2006/main" noChangeAspect="1"/>
-                  </wp:cNvGraphicFramePr>
-                  <a:graphic xmlns:a="http://schemas.openxmlformats.org/drawingml/2006/main">
-                    <a:graphicData uri="http://schemas.openxmlformats.org/drawingml/2006/picture">
-                      <pic:pic xmlns:pic="http://schemas.openxmlformats.org/drawingml/2006/picture">
-                        <pic:nvPicPr>
-                          <pic:cNvPr id="0" name="Picture 19" descr="C:\Users\etlaq-00011\Downloads\WhatsApp Image 2025-05-03 at 2.40.53 PM.jpeg"/>
-                          <pic:cNvPicPr>
-                            <a:picLocks noChangeAspect="1" noChangeArrowheads="1"/>
-                          </pic:cNvPicPr>
-                        </pic:nvPicPr>
-                        <pic:blipFill>
-                          <a:blip r:embed="rId7" cstate="print">
-                            <a:extLst>
-                              <a:ext uri="{28A0092B-C50C-407E-A947-70E740481C1C}">
-                                <a14:useLocalDpi xmlns:a14="http://schemas.microsoft.com/office/drawing/2010/main" val="0"/>
-                              </a:ext>
-                            </a:extLst>
-                          </a:blip>
-                          <a:srcRect/>
-                          <a:stretch>
-                            <a:fillRect/>
-                          </a:stretch>
-                        </pic:blipFill>
-                        <pic:spPr bwMode="auto">
-                          <a:xfrm>
-                            <a:off x="0" y="0"/>
-                            <a:ext cx="2400925" cy="3200400"/>
-                          </a:xfrm>
-                          <a:prstGeom prst="rect">
-                            <a:avLst/>
-                          </a:prstGeom>
-                          <a:noFill/>
-                          <a:ln>
-                            <a:noFill/>
-                          </a:ln>
-                        </pic:spPr>
-                      </pic:pic>
-                    </a:graphicData>
-                  </a:graphic>
-                </wp:inline>
-              </w:drawing>
-            </w:r>
-          </w:p>
-          <w:p>
-            <w:pPr>
-              <w:pStyle w:val="TblPic"/>
-            </w:pPr>
-          </w:p>
-        </w:tc>
-      </w:tr>
-      <w:tr>
-        <w:tblPrEx>
-          <w:tblCellMar>
-            <w:top w:w="0" w:type="dxa"/>
-            <w:bottom w:w="0" w:type="dxa"/>
-          </w:tblCellMar>
-        </w:tblPrEx>
-        <w:trPr>
-          <w:trHeight w:hRule="exact" w:val="4717"/>
-        </w:trPr>
-        <w:tc>
-          <w:tcPr>
-            <w:tcW w:w="5102" w:type="dxa"/>
-            <w:shd w:val="clear" w:color="auto" w:fill="auto"/>
-          </w:tcPr>
-          <w:p>
-            <w:pPr>
-              <w:pStyle w:val="Caption"/>
-              <w:keepNext/>
-              <w:jc w:val="center"/>
-            </w:pPr>
-          </w:p>
-          <w:p>
-            <w:pPr>
-              <w:pStyle w:val="Caption"/>
-            </w:pPr>
-          </w:p>
-        </w:tc>
-        <w:tc>
-          <w:tcPr>
-            <w:tcW w:w="5102" w:type="dxa"/>
-            <w:shd w:val="clear" w:color="auto" w:fill="auto"/>
-          </w:tcPr>
-          <w:p>
-            <w:pPr>
-              <w:pStyle w:val="NormalWeb"/>
-              <w:jc w:val="center"/>
-            </w:pPr>
-          </w:p>
-          <w:p>
-            <w:pPr>
-              <w:pStyle w:val="Caption"/>
-            </w:pPr>
-          </w:p>
         </w:tc>
       </w:tr>
     </w:tbl>
@@ -3540,8 +2971,8 @@
       </w:pPr>
     </w:p>
     <w:sectPr>
-      <w:headerReference w:type="default" r:id="rId8"/>
-      <w:footerReference w:type="default" r:id="rId9"/>
+      <w:headerReference w:type="default" r:id="rId6"/>
+      <w:footerReference w:type="default" r:id="rId7"/>
       <w:pgSz w:w="12240" w:h="15840"/>
       <w:pgMar w:top="720" w:right="540" w:bottom="90" w:left="720" w:header="630" w:footer="720" w:gutter="0"/>
       <w:pgBorders w:offsetFrom="page">
@@ -3558,7 +2989,7 @@
 </file>
 
 <file path=word/endnotes.xml><?xml version="1.0" encoding="utf-8"?>
-<w:endnotes xmlns:wpc="http://schemas.microsoft.com/office/word/2010/wordprocessingCanvas" xmlns:cx="http://schemas.microsoft.com/office/drawing/2014/chartex" xmlns:cx1="http://schemas.microsoft.com/office/drawing/2015/9/8/chartex" xmlns:mc="http://schemas.openxmlformats.org/markup-compatibility/2006" xmlns:o="urn:schemas-microsoft-com:office:office" xmlns:r="http://schemas.openxmlformats.org/officeDocument/2006/relationships" xmlns:m="http://schemas.openxmlformats.org/officeDocument/2006/math" xmlns:v="urn:schemas-microsoft-com:vml" xmlns:wp14="http://schemas.microsoft.com/office/word/2010/wordprocessingDrawing" xmlns:wp="http://schemas.openxmlformats.org/drawingml/2006/wordprocessingDrawing" xmlns:w10="urn:schemas-microsoft-com:office:word" xmlns:w="http://schemas.openxmlformats.org/wordprocessingml/2006/main" xmlns:w14="http://schemas.microsoft.com/office/word/2010/wordml" xmlns:w15="http://schemas.microsoft.com/office/word/2012/wordml" xmlns:w16se="http://schemas.microsoft.com/office/word/2015/wordml/symex" xmlns:wpg="http://schemas.microsoft.com/office/word/2010/wordprocessingGroup" xmlns:wpi="http://schemas.microsoft.com/office/word/2010/wordprocessingInk" xmlns:wne="http://schemas.microsoft.com/office/word/2006/wordml" xmlns:wps="http://schemas.microsoft.com/office/word/2010/wordprocessingShape" mc:Ignorable="w14 w15 w16se wp14">
+<w:endnotes xmlns:wpc="http://schemas.microsoft.com/office/word/2010/wordprocessingCanvas" xmlns:cx="http://schemas.microsoft.com/office/drawing/2014/chartex" xmlns:cx1="http://schemas.microsoft.com/office/drawing/2015/9/8/chartex" xmlns:cx2="http://schemas.microsoft.com/office/drawing/2015/10/21/chartex" xmlns:cx3="http://schemas.microsoft.com/office/drawing/2016/5/9/chartex" xmlns:cx4="http://schemas.microsoft.com/office/drawing/2016/5/10/chartex" xmlns:cx5="http://schemas.microsoft.com/office/drawing/2016/5/11/chartex" xmlns:cx6="http://schemas.microsoft.com/office/drawing/2016/5/12/chartex" xmlns:cx7="http://schemas.microsoft.com/office/drawing/2016/5/13/chartex" xmlns:cx8="http://schemas.microsoft.com/office/drawing/2016/5/14/chartex" xmlns:mc="http://schemas.openxmlformats.org/markup-compatibility/2006" xmlns:aink="http://schemas.microsoft.com/office/drawing/2016/ink" xmlns:am3d="http://schemas.microsoft.com/office/drawing/2017/model3d" xmlns:o="urn:schemas-microsoft-com:office:office" xmlns:oel="http://schemas.microsoft.com/office/2019/extlst" xmlns:r="http://schemas.openxmlformats.org/officeDocument/2006/relationships" xmlns:m="http://schemas.openxmlformats.org/officeDocument/2006/math" xmlns:v="urn:schemas-microsoft-com:vml" xmlns:wp14="http://schemas.microsoft.com/office/word/2010/wordprocessingDrawing" xmlns:wp="http://schemas.openxmlformats.org/drawingml/2006/wordprocessingDrawing" xmlns:w10="urn:schemas-microsoft-com:office:word" xmlns:w="http://schemas.openxmlformats.org/wordprocessingml/2006/main" xmlns:w14="http://schemas.microsoft.com/office/word/2010/wordml" xmlns:w15="http://schemas.microsoft.com/office/word/2012/wordml" xmlns:w16cex="http://schemas.microsoft.com/office/word/2018/wordml/cex" xmlns:w16cid="http://schemas.microsoft.com/office/word/2016/wordml/cid" xmlns:w16="http://schemas.microsoft.com/office/word/2018/wordml" xmlns:w16du="http://schemas.microsoft.com/office/word/2023/wordml/word16du" xmlns:w16sdtdh="http://schemas.microsoft.com/office/word/2020/wordml/sdtdatahash" xmlns:w16sdtfl="http://schemas.microsoft.com/office/word/2024/wordml/sdtformatlock" xmlns:w16se="http://schemas.microsoft.com/office/word/2015/wordml/symex" xmlns:wpg="http://schemas.microsoft.com/office/word/2010/wordprocessingGroup" xmlns:wpi="http://schemas.microsoft.com/office/word/2010/wordprocessingInk" xmlns:wne="http://schemas.microsoft.com/office/word/2006/wordml" xmlns:wps="http://schemas.microsoft.com/office/word/2010/wordprocessingShape" mc:Ignorable="w14 w15 w16se w16cid w16 w16cex w16sdtdh w16sdtfl w16du wp14">
   <w:endnote w:type="separator" w:id="-1">
     <w:p>
       <w:pPr>
@@ -3583,7 +3014,7 @@
 </file>
 
 <file path=word/footer1.xml><?xml version="1.0" encoding="utf-8"?>
-<w:ftr xmlns:wpc="http://schemas.microsoft.com/office/word/2010/wordprocessingCanvas" xmlns:cx="http://schemas.microsoft.com/office/drawing/2014/chartex" xmlns:cx1="http://schemas.microsoft.com/office/drawing/2015/9/8/chartex" xmlns:mc="http://schemas.openxmlformats.org/markup-compatibility/2006" xmlns:o="urn:schemas-microsoft-com:office:office" xmlns:r="http://schemas.openxmlformats.org/officeDocument/2006/relationships" xmlns:m="http://schemas.openxmlformats.org/officeDocument/2006/math" xmlns:v="urn:schemas-microsoft-com:vml" xmlns:wp14="http://schemas.microsoft.com/office/word/2010/wordprocessingDrawing" xmlns:wp="http://schemas.openxmlformats.org/drawingml/2006/wordprocessingDrawing" xmlns:w10="urn:schemas-microsoft-com:office:word" xmlns:w="http://schemas.openxmlformats.org/wordprocessingml/2006/main" xmlns:w14="http://schemas.microsoft.com/office/word/2010/wordml" xmlns:w15="http://schemas.microsoft.com/office/word/2012/wordml" xmlns:w16se="http://schemas.microsoft.com/office/word/2015/wordml/symex" xmlns:wpg="http://schemas.microsoft.com/office/word/2010/wordprocessingGroup" xmlns:wpi="http://schemas.microsoft.com/office/word/2010/wordprocessingInk" xmlns:wne="http://schemas.microsoft.com/office/word/2006/wordml" xmlns:wps="http://schemas.microsoft.com/office/word/2010/wordprocessingShape" mc:Ignorable="w14 w15 w16se wp14">
+<w:ftr xmlns:wpc="http://schemas.microsoft.com/office/word/2010/wordprocessingCanvas" xmlns:cx="http://schemas.microsoft.com/office/drawing/2014/chartex" xmlns:cx1="http://schemas.microsoft.com/office/drawing/2015/9/8/chartex" xmlns:cx2="http://schemas.microsoft.com/office/drawing/2015/10/21/chartex" xmlns:cx3="http://schemas.microsoft.com/office/drawing/2016/5/9/chartex" xmlns:cx4="http://schemas.microsoft.com/office/drawing/2016/5/10/chartex" xmlns:cx5="http://schemas.microsoft.com/office/drawing/2016/5/11/chartex" xmlns:cx6="http://schemas.microsoft.com/office/drawing/2016/5/12/chartex" xmlns:cx7="http://schemas.microsoft.com/office/drawing/2016/5/13/chartex" xmlns:cx8="http://schemas.microsoft.com/office/drawing/2016/5/14/chartex" xmlns:mc="http://schemas.openxmlformats.org/markup-compatibility/2006" xmlns:aink="http://schemas.microsoft.com/office/drawing/2016/ink" xmlns:am3d="http://schemas.microsoft.com/office/drawing/2017/model3d" xmlns:o="urn:schemas-microsoft-com:office:office" xmlns:oel="http://schemas.microsoft.com/office/2019/extlst" xmlns:r="http://schemas.openxmlformats.org/officeDocument/2006/relationships" xmlns:m="http://schemas.openxmlformats.org/officeDocument/2006/math" xmlns:v="urn:schemas-microsoft-com:vml" xmlns:wp14="http://schemas.microsoft.com/office/word/2010/wordprocessingDrawing" xmlns:wp="http://schemas.openxmlformats.org/drawingml/2006/wordprocessingDrawing" xmlns:w10="urn:schemas-microsoft-com:office:word" xmlns:w="http://schemas.openxmlformats.org/wordprocessingml/2006/main" xmlns:w14="http://schemas.microsoft.com/office/word/2010/wordml" xmlns:w15="http://schemas.microsoft.com/office/word/2012/wordml" xmlns:w16cex="http://schemas.microsoft.com/office/word/2018/wordml/cex" xmlns:w16cid="http://schemas.microsoft.com/office/word/2016/wordml/cid" xmlns:w16="http://schemas.microsoft.com/office/word/2018/wordml" xmlns:w16du="http://schemas.microsoft.com/office/word/2023/wordml/word16du" xmlns:w16sdtdh="http://schemas.microsoft.com/office/word/2020/wordml/sdtdatahash" xmlns:w16sdtfl="http://schemas.microsoft.com/office/word/2024/wordml/sdtformatlock" xmlns:w16se="http://schemas.microsoft.com/office/word/2015/wordml/symex" xmlns:wpg="http://schemas.microsoft.com/office/word/2010/wordprocessingGroup" xmlns:wpi="http://schemas.microsoft.com/office/word/2010/wordprocessingInk" xmlns:wne="http://schemas.microsoft.com/office/word/2006/wordml" xmlns:wps="http://schemas.microsoft.com/office/word/2010/wordprocessingShape" mc:Ignorable="w14 w15 w16se w16cid w16 w16cex w16sdtdh w16sdtfl w16du wp14">
   <w:p>
     <w:pPr>
       <w:pStyle w:val="Footer"/>
@@ -3761,7 +3192,7 @@
 </file>
 
 <file path=word/footnotes.xml><?xml version="1.0" encoding="utf-8"?>
-<w:footnotes xmlns:wpc="http://schemas.microsoft.com/office/word/2010/wordprocessingCanvas" xmlns:cx="http://schemas.microsoft.com/office/drawing/2014/chartex" xmlns:cx1="http://schemas.microsoft.com/office/drawing/2015/9/8/chartex" xmlns:mc="http://schemas.openxmlformats.org/markup-compatibility/2006" xmlns:o="urn:schemas-microsoft-com:office:office" xmlns:r="http://schemas.openxmlformats.org/officeDocument/2006/relationships" xmlns:m="http://schemas.openxmlformats.org/officeDocument/2006/math" xmlns:v="urn:schemas-microsoft-com:vml" xmlns:wp14="http://schemas.microsoft.com/office/word/2010/wordprocessingDrawing" xmlns:wp="http://schemas.openxmlformats.org/drawingml/2006/wordprocessingDrawing" xmlns:w10="urn:schemas-microsoft-com:office:word" xmlns:w="http://schemas.openxmlformats.org/wordprocessingml/2006/main" xmlns:w14="http://schemas.microsoft.com/office/word/2010/wordml" xmlns:w15="http://schemas.microsoft.com/office/word/2012/wordml" xmlns:w16se="http://schemas.microsoft.com/office/word/2015/wordml/symex" xmlns:wpg="http://schemas.microsoft.com/office/word/2010/wordprocessingGroup" xmlns:wpi="http://schemas.microsoft.com/office/word/2010/wordprocessingInk" xmlns:wne="http://schemas.microsoft.com/office/word/2006/wordml" xmlns:wps="http://schemas.microsoft.com/office/word/2010/wordprocessingShape" mc:Ignorable="w14 w15 w16se wp14">
+<w:footnotes xmlns:wpc="http://schemas.microsoft.com/office/word/2010/wordprocessingCanvas" xmlns:cx="http://schemas.microsoft.com/office/drawing/2014/chartex" xmlns:cx1="http://schemas.microsoft.com/office/drawing/2015/9/8/chartex" xmlns:cx2="http://schemas.microsoft.com/office/drawing/2015/10/21/chartex" xmlns:cx3="http://schemas.microsoft.com/office/drawing/2016/5/9/chartex" xmlns:cx4="http://schemas.microsoft.com/office/drawing/2016/5/10/chartex" xmlns:cx5="http://schemas.microsoft.com/office/drawing/2016/5/11/chartex" xmlns:cx6="http://schemas.microsoft.com/office/drawing/2016/5/12/chartex" xmlns:cx7="http://schemas.microsoft.com/office/drawing/2016/5/13/chartex" xmlns:cx8="http://schemas.microsoft.com/office/drawing/2016/5/14/chartex" xmlns:mc="http://schemas.openxmlformats.org/markup-compatibility/2006" xmlns:aink="http://schemas.microsoft.com/office/drawing/2016/ink" xmlns:am3d="http://schemas.microsoft.com/office/drawing/2017/model3d" xmlns:o="urn:schemas-microsoft-com:office:office" xmlns:oel="http://schemas.microsoft.com/office/2019/extlst" xmlns:r="http://schemas.openxmlformats.org/officeDocument/2006/relationships" xmlns:m="http://schemas.openxmlformats.org/officeDocument/2006/math" xmlns:v="urn:schemas-microsoft-com:vml" xmlns:wp14="http://schemas.microsoft.com/office/word/2010/wordprocessingDrawing" xmlns:wp="http://schemas.openxmlformats.org/drawingml/2006/wordprocessingDrawing" xmlns:w10="urn:schemas-microsoft-com:office:word" xmlns:w="http://schemas.openxmlformats.org/wordprocessingml/2006/main" xmlns:w14="http://schemas.microsoft.com/office/word/2010/wordml" xmlns:w15="http://schemas.microsoft.com/office/word/2012/wordml" xmlns:w16cex="http://schemas.microsoft.com/office/word/2018/wordml/cex" xmlns:w16cid="http://schemas.microsoft.com/office/word/2016/wordml/cid" xmlns:w16="http://schemas.microsoft.com/office/word/2018/wordml" xmlns:w16du="http://schemas.microsoft.com/office/word/2023/wordml/word16du" xmlns:w16sdtdh="http://schemas.microsoft.com/office/word/2020/wordml/sdtdatahash" xmlns:w16sdtfl="http://schemas.microsoft.com/office/word/2024/wordml/sdtformatlock" xmlns:w16se="http://schemas.microsoft.com/office/word/2015/wordml/symex" xmlns:wpg="http://schemas.microsoft.com/office/word/2010/wordprocessingGroup" xmlns:wpi="http://schemas.microsoft.com/office/word/2010/wordprocessingInk" xmlns:wne="http://schemas.microsoft.com/office/word/2006/wordml" xmlns:wps="http://schemas.microsoft.com/office/word/2010/wordprocessingShape" mc:Ignorable="w14 w15 w16se w16cid w16 w16cex w16sdtdh w16sdtfl w16du wp14">
   <w:footnote w:type="separator" w:id="-1">
     <w:p>
       <w:pPr>
@@ -3786,7 +3217,7 @@
 </file>
 
 <file path=word/header1.xml><?xml version="1.0" encoding="utf-8"?>
-<w:hdr xmlns:wpc="http://schemas.microsoft.com/office/word/2010/wordprocessingCanvas" xmlns:cx="http://schemas.microsoft.com/office/drawing/2014/chartex" xmlns:cx1="http://schemas.microsoft.com/office/drawing/2015/9/8/chartex" xmlns:mc="http://schemas.openxmlformats.org/markup-compatibility/2006" xmlns:o="urn:schemas-microsoft-com:office:office" xmlns:r="http://schemas.openxmlformats.org/officeDocument/2006/relationships" xmlns:m="http://schemas.openxmlformats.org/officeDocument/2006/math" xmlns:v="urn:schemas-microsoft-com:vml" xmlns:wp14="http://schemas.microsoft.com/office/word/2010/wordprocessingDrawing" xmlns:wp="http://schemas.openxmlformats.org/drawingml/2006/wordprocessingDrawing" xmlns:w10="urn:schemas-microsoft-com:office:word" xmlns:w="http://schemas.openxmlformats.org/wordprocessingml/2006/main" xmlns:w14="http://schemas.microsoft.com/office/word/2010/wordml" xmlns:w15="http://schemas.microsoft.com/office/word/2012/wordml" xmlns:w16se="http://schemas.microsoft.com/office/word/2015/wordml/symex" xmlns:wpg="http://schemas.microsoft.com/office/word/2010/wordprocessingGroup" xmlns:wpi="http://schemas.microsoft.com/office/word/2010/wordprocessingInk" xmlns:wne="http://schemas.microsoft.com/office/word/2006/wordml" xmlns:wps="http://schemas.microsoft.com/office/word/2010/wordprocessingShape" mc:Ignorable="w14 w15 w16se wp14">
+<w:hdr xmlns:wpc="http://schemas.microsoft.com/office/word/2010/wordprocessingCanvas" xmlns:cx="http://schemas.microsoft.com/office/drawing/2014/chartex" xmlns:cx1="http://schemas.microsoft.com/office/drawing/2015/9/8/chartex" xmlns:cx2="http://schemas.microsoft.com/office/drawing/2015/10/21/chartex" xmlns:cx3="http://schemas.microsoft.com/office/drawing/2016/5/9/chartex" xmlns:cx4="http://schemas.microsoft.com/office/drawing/2016/5/10/chartex" xmlns:cx5="http://schemas.microsoft.com/office/drawing/2016/5/11/chartex" xmlns:cx6="http://schemas.microsoft.com/office/drawing/2016/5/12/chartex" xmlns:cx7="http://schemas.microsoft.com/office/drawing/2016/5/13/chartex" xmlns:cx8="http://schemas.microsoft.com/office/drawing/2016/5/14/chartex" xmlns:mc="http://schemas.openxmlformats.org/markup-compatibility/2006" xmlns:aink="http://schemas.microsoft.com/office/drawing/2016/ink" xmlns:am3d="http://schemas.microsoft.com/office/drawing/2017/model3d" xmlns:o="urn:schemas-microsoft-com:office:office" xmlns:oel="http://schemas.microsoft.com/office/2019/extlst" xmlns:r="http://schemas.openxmlformats.org/officeDocument/2006/relationships" xmlns:m="http://schemas.openxmlformats.org/officeDocument/2006/math" xmlns:v="urn:schemas-microsoft-com:vml" xmlns:wp14="http://schemas.microsoft.com/office/word/2010/wordprocessingDrawing" xmlns:wp="http://schemas.openxmlformats.org/drawingml/2006/wordprocessingDrawing" xmlns:w10="urn:schemas-microsoft-com:office:word" xmlns:w="http://schemas.openxmlformats.org/wordprocessingml/2006/main" xmlns:w14="http://schemas.microsoft.com/office/word/2010/wordml" xmlns:w15="http://schemas.microsoft.com/office/word/2012/wordml" xmlns:w16cex="http://schemas.microsoft.com/office/word/2018/wordml/cex" xmlns:w16cid="http://schemas.microsoft.com/office/word/2016/wordml/cid" xmlns:w16="http://schemas.microsoft.com/office/word/2018/wordml" xmlns:w16du="http://schemas.microsoft.com/office/word/2023/wordml/word16du" xmlns:w16sdtdh="http://schemas.microsoft.com/office/word/2020/wordml/sdtdatahash" xmlns:w16sdtfl="http://schemas.microsoft.com/office/word/2024/wordml/sdtformatlock" xmlns:w16se="http://schemas.microsoft.com/office/word/2015/wordml/symex" xmlns:wpg="http://schemas.microsoft.com/office/word/2010/wordprocessingGroup" xmlns:wpi="http://schemas.microsoft.com/office/word/2010/wordprocessingInk" xmlns:wne="http://schemas.microsoft.com/office/word/2006/wordml" xmlns:wps="http://schemas.microsoft.com/office/word/2010/wordprocessingShape" mc:Ignorable="w14 w15 w16se w16cid w16 w16cex w16sdtdh w16sdtfl w16du wp14">
   <w:tbl>
     <w:tblPr>
       <w:tblStyle w:val="TableGrid1"/>
@@ -3820,7 +3251,7 @@
               <w:rFonts w:ascii="Aptos" w:eastAsia="Aptos" w:hAnsi="Aptos" w:cs="Arial"/>
             </w:rPr>
           </w:pPr>
-          <w:bookmarkStart w:id="1" w:name="_Hlk195268526"/>
+          <w:bookmarkStart w:id="0" w:name="_Hlk195268526"/>
           <w:r>
             <w:rPr>
               <w:rFonts w:ascii="Times New Roman" w:eastAsia="Times New Roman" w:hAnsi="Times New Roman" w:cs="Times New Roman"/>
@@ -3918,7 +3349,7 @@
         </w:p>
       </w:tc>
     </w:tr>
-    <w:bookmarkEnd w:id="1"/>
+    <w:bookmarkEnd w:id="0"/>
   </w:tbl>
   <w:p>
     <w:pPr>
@@ -3929,7 +3360,7 @@
 </file>
 
 <file path=word/styles.xml><?xml version="1.0" encoding="utf-8"?>
-<w:styles xmlns:mc="http://schemas.openxmlformats.org/markup-compatibility/2006" xmlns:r="http://schemas.openxmlformats.org/officeDocument/2006/relationships" xmlns:w="http://schemas.openxmlformats.org/wordprocessingml/2006/main" xmlns:w14="http://schemas.microsoft.com/office/word/2010/wordml" xmlns:w15="http://schemas.microsoft.com/office/word/2012/wordml" xmlns:w16se="http://schemas.microsoft.com/office/word/2015/wordml/symex" mc:Ignorable="w14 w15 w16se">
+<w:styles xmlns:mc="http://schemas.openxmlformats.org/markup-compatibility/2006" xmlns:r="http://schemas.openxmlformats.org/officeDocument/2006/relationships" xmlns:w="http://schemas.openxmlformats.org/wordprocessingml/2006/main" xmlns:w14="http://schemas.microsoft.com/office/word/2010/wordml" xmlns:w15="http://schemas.microsoft.com/office/word/2012/wordml" xmlns:w16cex="http://schemas.microsoft.com/office/word/2018/wordml/cex" xmlns:w16cid="http://schemas.microsoft.com/office/word/2016/wordml/cid" xmlns:w16="http://schemas.microsoft.com/office/word/2018/wordml" xmlns:w16du="http://schemas.microsoft.com/office/word/2023/wordml/word16du" xmlns:w16sdtdh="http://schemas.microsoft.com/office/word/2020/wordml/sdtdatahash" xmlns:w16sdtfl="http://schemas.microsoft.com/office/word/2024/wordml/sdtformatlock" xmlns:w16se="http://schemas.microsoft.com/office/word/2015/wordml/symex" mc:Ignorable="w14 w15 w16se w16cid w16 w16cex w16sdtdh w16sdtfl w16du">
   <w:docDefaults>
     <w:rPrDefault>
       <w:rPr>
@@ -3945,7 +3376,7 @@
       </w:pPr>
     </w:pPrDefault>
   </w:docDefaults>
-  <w:latentStyles w:defLockedState="0" w:defUIPriority="99" w:defSemiHidden="0" w:defUnhideWhenUsed="0" w:defQFormat="0" w:count="371">
+  <w:latentStyles w:defLockedState="0" w:defUIPriority="99" w:defSemiHidden="0" w:defUnhideWhenUsed="0" w:defQFormat="0" w:count="376">
     <w:lsdException w:name="Normal" w:uiPriority="0" w:qFormat="1"/>
     <w:lsdException w:name="heading 1" w:uiPriority="9" w:qFormat="1"/>
     <w:lsdException w:name="heading 2" w:semiHidden="1" w:uiPriority="9" w:unhideWhenUsed="1" w:qFormat="1"/>
@@ -4317,6 +3748,11 @@
     <w:lsdException w:name="List Table 5 Dark Accent 6" w:uiPriority="50"/>
     <w:lsdException w:name="List Table 6 Colorful Accent 6" w:uiPriority="51"/>
     <w:lsdException w:name="List Table 7 Colorful Accent 6" w:uiPriority="52"/>
+    <w:lsdException w:name="Mention" w:semiHidden="1" w:unhideWhenUsed="1"/>
+    <w:lsdException w:name="Smart Hyperlink" w:semiHidden="1" w:unhideWhenUsed="1"/>
+    <w:lsdException w:name="Hashtag" w:semiHidden="1" w:unhideWhenUsed="1"/>
+    <w:lsdException w:name="Unresolved Mention" w:semiHidden="1" w:unhideWhenUsed="1"/>
+    <w:lsdException w:name="Smart Link" w:semiHidden="1" w:unhideWhenUsed="1"/>
   </w:latentStyles>
   <w:style w:type="paragraph" w:default="1" w:styleId="Normal">
     <w:name w:val="Normal"/>
